--- a/content/member-assets/google-business-profile-rescue/rescue-sprint-pitch.docx
+++ b/content/member-assets/google-business-profile-rescue/rescue-sprint-pitch.docx
@@ -7,7 +7,7 @@
         <w:pStyle w:val="BrandBand"/>
       </w:pPr>
       <w:r>
-        <w:t xml:space="preserve">SIDE HUSTLE STEPHEN - THE LAUNCHPAD</w:t>
+        <w:t xml:space="preserve">SIDE HUSTLE STEPHEN</w:t>
       </w:r>
     </w:p>
     <w:p>
@@ -50,22 +50,243 @@
         <w:spacing w:before="70" w:after="210"/>
       </w:pPr>
     </w:p>
-    <w:p>
-      <w:pPr>
-        <w:pStyle w:val="Meta"/>
-      </w:pPr>
-      <w:r>
-        <w:t xml:space="preserve">Buyer: Local service businesses</w:t>
-      </w:r>
-    </w:p>
-    <w:p>
-      <w:pPr>
-        <w:pStyle w:val="Meta"/>
-      </w:pPr>
-      <w:r>
-        <w:t xml:space="preserve">Category: Local Service  /  Startup cost: $0  /  First sale: 1-7 days  /  Difficulty: Easy</w:t>
-      </w:r>
-    </w:p>
+    <w:tbl>
+      <w:tblPr>
+        <w:tblW w:w="0" w:type="auto"/>
+        <w:tblInd w:w="0" w:type="dxa"/>
+        <w:tblBorders>
+          <w:top w:val="single" w:sz="6" w:color="E0DFDD"/>
+          <w:left w:val="single" w:sz="6" w:color="E0DFDD"/>
+          <w:bottom w:val="single" w:sz="6" w:color="E0DFDD"/>
+          <w:right w:val="single" w:sz="6" w:color="E0DFDD"/>
+          <w:insideH w:val="single" w:sz="4" w:color="E0DFDD"/>
+          <w:insideV w:val="single" w:sz="4" w:color="E0DFDD"/>
+        </w:tblBorders>
+        <w:tblLook w:firstRow="1" w:noHBand="0" w:noVBand="1"/>
+      </w:tblPr>
+      <w:tblGrid>
+        <w:gridCol w:w="2200"/>
+        <w:gridCol w:w="6980"/>
+      </w:tblGrid>
+      <w:tr>
+        <w:tc>
+          <w:tcPr>
+            <w:tcW w:w="2200" w:type="dxa"/>
+            <w:shd w:fill="F5F3F1"/>
+            <w:tcMar>
+              <w:top w:w="120" w:type="dxa"/>
+              <w:left w:w="150" w:type="dxa"/>
+              <w:bottom w:w="120" w:type="dxa"/>
+              <w:right w:w="150" w:type="dxa"/>
+            </w:tcMar>
+            <w:vAlign w:val="center"/>
+          </w:tcPr>
+          <w:p>
+            <w:pPr>
+              <w:pStyle w:val="TableLabel"/>
+            </w:pPr>
+            <w:r>
+              <w:t xml:space="preserve">Buyer</w:t>
+            </w:r>
+          </w:p>
+        </w:tc>
+        <w:tc>
+          <w:tcPr>
+            <w:tcW w:w="6980" w:type="dxa"/>
+            <w:shd w:fill="F5F3F1"/>
+            <w:tcMar>
+              <w:top w:w="120" w:type="dxa"/>
+              <w:left w:w="150" w:type="dxa"/>
+              <w:bottom w:w="120" w:type="dxa"/>
+              <w:right w:w="150" w:type="dxa"/>
+            </w:tcMar>
+            <w:vAlign w:val="center"/>
+          </w:tcPr>
+          <w:p>
+            <w:pPr>
+              <w:pStyle w:val="TableCell"/>
+            </w:pPr>
+            <w:r>
+              <w:t xml:space="preserve">Local service businesses</w:t>
+            </w:r>
+          </w:p>
+        </w:tc>
+      </w:tr>
+      <w:tr>
+        <w:tc>
+          <w:tcPr>
+            <w:tcW w:w="2200" w:type="dxa"/>
+            <w:shd w:fill="F5F3F1"/>
+            <w:tcMar>
+              <w:top w:w="120" w:type="dxa"/>
+              <w:left w:w="150" w:type="dxa"/>
+              <w:bottom w:w="120" w:type="dxa"/>
+              <w:right w:w="150" w:type="dxa"/>
+            </w:tcMar>
+            <w:vAlign w:val="center"/>
+          </w:tcPr>
+          <w:p>
+            <w:pPr>
+              <w:pStyle w:val="TableLabel"/>
+            </w:pPr>
+            <w:r>
+              <w:t xml:space="preserve">Category</w:t>
+            </w:r>
+          </w:p>
+        </w:tc>
+        <w:tc>
+          <w:tcPr>
+            <w:tcW w:w="6980" w:type="dxa"/>
+            <w:tcMar>
+              <w:top w:w="120" w:type="dxa"/>
+              <w:left w:w="150" w:type="dxa"/>
+              <w:bottom w:w="120" w:type="dxa"/>
+              <w:right w:w="150" w:type="dxa"/>
+            </w:tcMar>
+            <w:vAlign w:val="center"/>
+          </w:tcPr>
+          <w:p>
+            <w:pPr>
+              <w:pStyle w:val="TableCell"/>
+            </w:pPr>
+            <w:r>
+              <w:t xml:space="preserve">Local Service</w:t>
+            </w:r>
+          </w:p>
+        </w:tc>
+      </w:tr>
+      <w:tr>
+        <w:tc>
+          <w:tcPr>
+            <w:tcW w:w="2200" w:type="dxa"/>
+            <w:shd w:fill="F5F3F1"/>
+            <w:tcMar>
+              <w:top w:w="120" w:type="dxa"/>
+              <w:left w:w="150" w:type="dxa"/>
+              <w:bottom w:w="120" w:type="dxa"/>
+              <w:right w:w="150" w:type="dxa"/>
+            </w:tcMar>
+            <w:vAlign w:val="center"/>
+          </w:tcPr>
+          <w:p>
+            <w:pPr>
+              <w:pStyle w:val="TableLabel"/>
+            </w:pPr>
+            <w:r>
+              <w:t xml:space="preserve">Startup cost</w:t>
+            </w:r>
+          </w:p>
+        </w:tc>
+        <w:tc>
+          <w:tcPr>
+            <w:tcW w:w="6980" w:type="dxa"/>
+            <w:shd w:fill="F5F3F1"/>
+            <w:tcMar>
+              <w:top w:w="120" w:type="dxa"/>
+              <w:left w:w="150" w:type="dxa"/>
+              <w:bottom w:w="120" w:type="dxa"/>
+              <w:right w:w="150" w:type="dxa"/>
+            </w:tcMar>
+            <w:vAlign w:val="center"/>
+          </w:tcPr>
+          <w:p>
+            <w:pPr>
+              <w:pStyle w:val="TableCell"/>
+            </w:pPr>
+            <w:r>
+              <w:t xml:space="preserve">$0</w:t>
+            </w:r>
+          </w:p>
+        </w:tc>
+      </w:tr>
+      <w:tr>
+        <w:tc>
+          <w:tcPr>
+            <w:tcW w:w="2200" w:type="dxa"/>
+            <w:shd w:fill="F5F3F1"/>
+            <w:tcMar>
+              <w:top w:w="120" w:type="dxa"/>
+              <w:left w:w="150" w:type="dxa"/>
+              <w:bottom w:w="120" w:type="dxa"/>
+              <w:right w:w="150" w:type="dxa"/>
+            </w:tcMar>
+            <w:vAlign w:val="center"/>
+          </w:tcPr>
+          <w:p>
+            <w:pPr>
+              <w:pStyle w:val="TableLabel"/>
+            </w:pPr>
+            <w:r>
+              <w:t xml:space="preserve">First sale</w:t>
+            </w:r>
+          </w:p>
+        </w:tc>
+        <w:tc>
+          <w:tcPr>
+            <w:tcW w:w="6980" w:type="dxa"/>
+            <w:tcMar>
+              <w:top w:w="120" w:type="dxa"/>
+              <w:left w:w="150" w:type="dxa"/>
+              <w:bottom w:w="120" w:type="dxa"/>
+              <w:right w:w="150" w:type="dxa"/>
+            </w:tcMar>
+            <w:vAlign w:val="center"/>
+          </w:tcPr>
+          <w:p>
+            <w:pPr>
+              <w:pStyle w:val="TableCell"/>
+            </w:pPr>
+            <w:r>
+              <w:t xml:space="preserve">1-7 days</w:t>
+            </w:r>
+          </w:p>
+        </w:tc>
+      </w:tr>
+      <w:tr>
+        <w:tc>
+          <w:tcPr>
+            <w:tcW w:w="2200" w:type="dxa"/>
+            <w:shd w:fill="F5F3F1"/>
+            <w:tcMar>
+              <w:top w:w="120" w:type="dxa"/>
+              <w:left w:w="150" w:type="dxa"/>
+              <w:bottom w:w="120" w:type="dxa"/>
+              <w:right w:w="150" w:type="dxa"/>
+            </w:tcMar>
+            <w:vAlign w:val="center"/>
+          </w:tcPr>
+          <w:p>
+            <w:pPr>
+              <w:pStyle w:val="TableLabel"/>
+            </w:pPr>
+            <w:r>
+              <w:t xml:space="preserve">Difficulty</w:t>
+            </w:r>
+          </w:p>
+        </w:tc>
+        <w:tc>
+          <w:tcPr>
+            <w:tcW w:w="6980" w:type="dxa"/>
+            <w:shd w:fill="F5F3F1"/>
+            <w:tcMar>
+              <w:top w:w="120" w:type="dxa"/>
+              <w:left w:w="150" w:type="dxa"/>
+              <w:bottom w:w="120" w:type="dxa"/>
+              <w:right w:w="150" w:type="dxa"/>
+            </w:tcMar>
+            <w:vAlign w:val="center"/>
+          </w:tcPr>
+          <w:p>
+            <w:pPr>
+              <w:pStyle w:val="TableCell"/>
+            </w:pPr>
+            <w:r>
+              <w:t xml:space="preserve">Easy</w:t>
+            </w:r>
+          </w:p>
+        </w:tc>
+      </w:tr>
+    </w:tbl>
     <w:p>
       <w:pPr>
         <w:pStyle w:val="Kicker"/>
@@ -87,36 +308,721 @@
         <w:pStyle w:val="Kicker"/>
       </w:pPr>
       <w:r>
-        <w:t>IN THIS DOCUMENT</w:t>
-      </w:r>
-    </w:p>
-    <w:p>
-      <w:pPr>
-        <w:rPr>
-          <w:color w:val="57534E"/>
-          <w:sz w:val="18"/>
-        </w:rPr>
-      </w:pPr>
-      <w:r>
-        <w:fldChar w:fldCharType="begin"/>
-      </w:r>
-      <w:r>
-        <w:instrText xml:space="preserve"> TOC \o "1-1" \h \z \u </w:instrText>
-      </w:r>
-      <w:r>
-        <w:fldChar w:fldCharType="separate"/>
-      </w:r>
-      <w:r>
-        <w:rPr>
-          <w:color w:val="57534E"/>
-          <w:sz w:val="18"/>
-        </w:rPr>
-        <w:t xml:space="preserve">Right-click and choose Update Field to build the contents.</w:t>
-      </w:r>
-      <w:r>
-        <w:fldChar w:fldCharType="end"/>
-      </w:r>
-    </w:p>
+        <w:t xml:space="preserve">Launch action board</w:t>
+      </w:r>
+    </w:p>
+    <w:tbl>
+      <w:tblPr>
+        <w:tblW w:w="0" w:type="auto"/>
+        <w:tblInd w:w="0" w:type="dxa"/>
+        <w:tblBorders>
+          <w:top w:val="single" w:sz="6" w:color="E0DFDD"/>
+          <w:left w:val="single" w:sz="6" w:color="E0DFDD"/>
+          <w:bottom w:val="single" w:sz="6" w:color="E0DFDD"/>
+          <w:right w:val="single" w:sz="6" w:color="E0DFDD"/>
+          <w:insideH w:val="single" w:sz="4" w:color="E0DFDD"/>
+          <w:insideV w:val="single" w:sz="4" w:color="E0DFDD"/>
+        </w:tblBorders>
+        <w:tblLook w:firstRow="1" w:noHBand="0" w:noVBand="1"/>
+      </w:tblPr>
+      <w:tblGrid>
+        <w:gridCol w:w="1620"/>
+        <w:gridCol w:w="3960"/>
+        <w:gridCol w:w="3600"/>
+      </w:tblGrid>
+      <w:tr>
+        <w:tc>
+          <w:tcPr>
+            <w:tcW w:w="1620" w:type="dxa"/>
+            <w:shd w:fill="0A0A0A"/>
+            <w:tcMar>
+              <w:top w:w="120" w:type="dxa"/>
+              <w:left w:w="150" w:type="dxa"/>
+              <w:bottom w:w="120" w:type="dxa"/>
+              <w:right w:w="150" w:type="dxa"/>
+            </w:tcMar>
+            <w:vAlign w:val="center"/>
+          </w:tcPr>
+          <w:p>
+            <w:pPr>
+              <w:pStyle w:val="TableHeader"/>
+            </w:pPr>
+            <w:r>
+              <w:t xml:space="preserve">Move</w:t>
+            </w:r>
+          </w:p>
+        </w:tc>
+        <w:tc>
+          <w:tcPr>
+            <w:tcW w:w="3960" w:type="dxa"/>
+            <w:shd w:fill="0A0A0A"/>
+            <w:tcMar>
+              <w:top w:w="120" w:type="dxa"/>
+              <w:left w:w="150" w:type="dxa"/>
+              <w:bottom w:w="120" w:type="dxa"/>
+              <w:right w:w="150" w:type="dxa"/>
+            </w:tcMar>
+            <w:vAlign w:val="center"/>
+          </w:tcPr>
+          <w:p>
+            <w:pPr>
+              <w:pStyle w:val="TableHeader"/>
+            </w:pPr>
+            <w:r>
+              <w:t xml:space="preserve">What to check</w:t>
+            </w:r>
+          </w:p>
+        </w:tc>
+        <w:tc>
+          <w:tcPr>
+            <w:tcW w:w="3600" w:type="dxa"/>
+            <w:shd w:fill="0A0A0A"/>
+            <w:tcMar>
+              <w:top w:w="120" w:type="dxa"/>
+              <w:left w:w="150" w:type="dxa"/>
+              <w:bottom w:w="120" w:type="dxa"/>
+              <w:right w:w="150" w:type="dxa"/>
+            </w:tcMar>
+            <w:vAlign w:val="center"/>
+          </w:tcPr>
+          <w:p>
+            <w:pPr>
+              <w:pStyle w:val="TableHeader"/>
+            </w:pPr>
+            <w:r>
+              <w:t xml:space="preserve">Output</w:t>
+            </w:r>
+          </w:p>
+        </w:tc>
+      </w:tr>
+      <w:tr>
+        <w:tc>
+          <w:tcPr>
+            <w:tcW w:w="1620" w:type="dxa"/>
+            <w:shd w:fill="F5F3F1"/>
+            <w:tcMar>
+              <w:top w:w="120" w:type="dxa"/>
+              <w:left w:w="150" w:type="dxa"/>
+              <w:bottom w:w="120" w:type="dxa"/>
+              <w:right w:w="150" w:type="dxa"/>
+            </w:tcMar>
+            <w:vAlign w:val="center"/>
+          </w:tcPr>
+          <w:p>
+            <w:pPr>
+              <w:pStyle w:val="TableCell"/>
+            </w:pPr>
+            <w:r>
+              <w:t xml:space="preserve">1. Scope</w:t>
+            </w:r>
+          </w:p>
+        </w:tc>
+        <w:tc>
+          <w:tcPr>
+            <w:tcW w:w="3960" w:type="dxa"/>
+            <w:shd w:fill="F5F3F1"/>
+            <w:tcMar>
+              <w:top w:w="120" w:type="dxa"/>
+              <w:left w:w="150" w:type="dxa"/>
+              <w:bottom w:w="120" w:type="dxa"/>
+              <w:right w:w="150" w:type="dxa"/>
+            </w:tcMar>
+            <w:vAlign w:val="center"/>
+          </w:tcPr>
+          <w:p>
+            <w:pPr>
+              <w:pStyle w:val="TableCell"/>
+            </w:pPr>
+            <w:r>
+              <w:t xml:space="preserve">Buyer, input files, sensitive claims, approval owner</w:t>
+            </w:r>
+          </w:p>
+        </w:tc>
+        <w:tc>
+          <w:tcPr>
+            <w:tcW w:w="3600" w:type="dxa"/>
+            <w:shd w:fill="F5F3F1"/>
+            <w:tcMar>
+              <w:top w:w="120" w:type="dxa"/>
+              <w:left w:w="150" w:type="dxa"/>
+              <w:bottom w:w="120" w:type="dxa"/>
+              <w:right w:w="150" w:type="dxa"/>
+            </w:tcMar>
+            <w:vAlign w:val="center"/>
+          </w:tcPr>
+          <w:p>
+            <w:pPr>
+              <w:pStyle w:val="TableCell"/>
+            </w:pPr>
+            <w:r>
+              <w:t xml:space="preserve">Clean project brief</w:t>
+            </w:r>
+          </w:p>
+        </w:tc>
+      </w:tr>
+      <w:tr>
+        <w:tc>
+          <w:tcPr>
+            <w:tcW w:w="1620" w:type="dxa"/>
+            <w:tcMar>
+              <w:top w:w="120" w:type="dxa"/>
+              <w:left w:w="150" w:type="dxa"/>
+              <w:bottom w:w="120" w:type="dxa"/>
+              <w:right w:w="150" w:type="dxa"/>
+            </w:tcMar>
+            <w:vAlign w:val="center"/>
+          </w:tcPr>
+          <w:p>
+            <w:pPr>
+              <w:pStyle w:val="TableCell"/>
+            </w:pPr>
+            <w:r>
+              <w:t xml:space="preserve">2. Build</w:t>
+            </w:r>
+          </w:p>
+        </w:tc>
+        <w:tc>
+          <w:tcPr>
+            <w:tcW w:w="3960" w:type="dxa"/>
+            <w:tcMar>
+              <w:top w:w="120" w:type="dxa"/>
+              <w:left w:w="150" w:type="dxa"/>
+              <w:bottom w:w="120" w:type="dxa"/>
+              <w:right w:w="150" w:type="dxa"/>
+            </w:tcMar>
+            <w:vAlign w:val="center"/>
+          </w:tcPr>
+          <w:p>
+            <w:pPr>
+              <w:pStyle w:val="TableCell"/>
+            </w:pPr>
+            <w:r>
+              <w:t xml:space="preserve">Use the template, prompts, checklist, or workbook sections</w:t>
+            </w:r>
+          </w:p>
+        </w:tc>
+        <w:tc>
+          <w:tcPr>
+            <w:tcW w:w="3600" w:type="dxa"/>
+            <w:tcMar>
+              <w:top w:w="120" w:type="dxa"/>
+              <w:left w:w="150" w:type="dxa"/>
+              <w:bottom w:w="120" w:type="dxa"/>
+              <w:right w:w="150" w:type="dxa"/>
+            </w:tcMar>
+            <w:vAlign w:val="center"/>
+          </w:tcPr>
+          <w:p>
+            <w:pPr>
+              <w:pStyle w:val="TableCell"/>
+            </w:pPr>
+            <w:r>
+              <w:t xml:space="preserve">Buyer-specific asset</w:t>
+            </w:r>
+          </w:p>
+        </w:tc>
+      </w:tr>
+      <w:tr>
+        <w:tc>
+          <w:tcPr>
+            <w:tcW w:w="1620" w:type="dxa"/>
+            <w:shd w:fill="F5F3F1"/>
+            <w:tcMar>
+              <w:top w:w="120" w:type="dxa"/>
+              <w:left w:w="150" w:type="dxa"/>
+              <w:bottom w:w="120" w:type="dxa"/>
+              <w:right w:w="150" w:type="dxa"/>
+            </w:tcMar>
+            <w:vAlign w:val="center"/>
+          </w:tcPr>
+          <w:p>
+            <w:pPr>
+              <w:pStyle w:val="TableCell"/>
+            </w:pPr>
+            <w:r>
+              <w:t xml:space="preserve">3. Approve</w:t>
+            </w:r>
+          </w:p>
+        </w:tc>
+        <w:tc>
+          <w:tcPr>
+            <w:tcW w:w="3960" w:type="dxa"/>
+            <w:shd w:fill="F5F3F1"/>
+            <w:tcMar>
+              <w:top w:w="120" w:type="dxa"/>
+              <w:left w:w="150" w:type="dxa"/>
+              <w:bottom w:w="120" w:type="dxa"/>
+              <w:right w:w="150" w:type="dxa"/>
+            </w:tcMar>
+            <w:vAlign w:val="center"/>
+          </w:tcPr>
+          <w:p>
+            <w:pPr>
+              <w:pStyle w:val="TableCell"/>
+            </w:pPr>
+            <w:r>
+              <w:t xml:space="preserve">Facts, prices, dates, links, policies, and public claims</w:t>
+            </w:r>
+          </w:p>
+        </w:tc>
+        <w:tc>
+          <w:tcPr>
+            <w:tcW w:w="3600" w:type="dxa"/>
+            <w:shd w:fill="F5F3F1"/>
+            <w:tcMar>
+              <w:top w:w="120" w:type="dxa"/>
+              <w:left w:w="150" w:type="dxa"/>
+              <w:bottom w:w="120" w:type="dxa"/>
+              <w:right w:w="150" w:type="dxa"/>
+            </w:tcMar>
+            <w:vAlign w:val="center"/>
+          </w:tcPr>
+          <w:p>
+            <w:pPr>
+              <w:pStyle w:val="TableCell"/>
+            </w:pPr>
+            <w:r>
+              <w:t xml:space="preserve">Approved final version</w:t>
+            </w:r>
+          </w:p>
+        </w:tc>
+      </w:tr>
+      <w:tr>
+        <w:tc>
+          <w:tcPr>
+            <w:tcW w:w="1620" w:type="dxa"/>
+            <w:tcMar>
+              <w:top w:w="120" w:type="dxa"/>
+              <w:left w:w="150" w:type="dxa"/>
+              <w:bottom w:w="120" w:type="dxa"/>
+              <w:right w:w="150" w:type="dxa"/>
+            </w:tcMar>
+            <w:vAlign w:val="center"/>
+          </w:tcPr>
+          <w:p>
+            <w:pPr>
+              <w:pStyle w:val="TableCell"/>
+            </w:pPr>
+            <w:r>
+              <w:t xml:space="preserve">4. Follow up</w:t>
+            </w:r>
+          </w:p>
+        </w:tc>
+        <w:tc>
+          <w:tcPr>
+            <w:tcW w:w="3960" w:type="dxa"/>
+            <w:tcMar>
+              <w:top w:w="120" w:type="dxa"/>
+              <w:left w:w="150" w:type="dxa"/>
+              <w:bottom w:w="120" w:type="dxa"/>
+              <w:right w:w="150" w:type="dxa"/>
+            </w:tcMar>
+            <w:vAlign w:val="center"/>
+          </w:tcPr>
+          <w:p>
+            <w:pPr>
+              <w:pStyle w:val="TableCell"/>
+            </w:pPr>
+            <w:r>
+              <w:t xml:space="preserve">Next refresh, retainer, or second sprint</w:t>
+            </w:r>
+          </w:p>
+        </w:tc>
+        <w:tc>
+          <w:tcPr>
+            <w:tcW w:w="3600" w:type="dxa"/>
+            <w:tcMar>
+              <w:top w:w="120" w:type="dxa"/>
+              <w:left w:w="150" w:type="dxa"/>
+              <w:bottom w:w="120" w:type="dxa"/>
+              <w:right w:w="150" w:type="dxa"/>
+            </w:tcMar>
+            <w:vAlign w:val="center"/>
+          </w:tcPr>
+          <w:p>
+            <w:pPr>
+              <w:pStyle w:val="TableCell"/>
+            </w:pPr>
+            <w:r>
+              <w:t xml:space="preserve">Clear paid next step</w:t>
+            </w:r>
+          </w:p>
+        </w:tc>
+      </w:tr>
+    </w:tbl>
+    <w:p>
+      <w:pPr>
+        <w:pStyle w:val="Kicker"/>
+      </w:pPr>
+      <w:r>
+        <w:t xml:space="preserve">In this document</w:t>
+      </w:r>
+    </w:p>
+    <w:tbl>
+      <w:tblPr>
+        <w:tblW w:w="0" w:type="auto"/>
+        <w:tblInd w:w="0" w:type="dxa"/>
+        <w:tblBorders>
+          <w:top w:val="single" w:sz="6" w:color="E0DFDD"/>
+          <w:left w:val="single" w:sz="6" w:color="E0DFDD"/>
+          <w:bottom w:val="single" w:sz="6" w:color="E0DFDD"/>
+          <w:right w:val="single" w:sz="6" w:color="E0DFDD"/>
+          <w:insideH w:val="single" w:sz="4" w:color="E0DFDD"/>
+          <w:insideV w:val="single" w:sz="4" w:color="E0DFDD"/>
+        </w:tblBorders>
+        <w:tblLook w:firstRow="1" w:noHBand="0" w:noVBand="1"/>
+      </w:tblPr>
+      <w:tblGrid>
+        <w:gridCol w:w="1180"/>
+        <w:gridCol w:w="7940"/>
+      </w:tblGrid>
+      <w:tr>
+        <w:tc>
+          <w:tcPr>
+            <w:tcW w:w="1180" w:type="dxa"/>
+            <w:shd w:fill="0A0A0A"/>
+            <w:tcMar>
+              <w:top w:w="120" w:type="dxa"/>
+              <w:left w:w="150" w:type="dxa"/>
+              <w:bottom w:w="120" w:type="dxa"/>
+              <w:right w:w="150" w:type="dxa"/>
+            </w:tcMar>
+            <w:vAlign w:val="center"/>
+          </w:tcPr>
+          <w:p>
+            <w:pPr>
+              <w:pStyle w:val="TableHeader"/>
+            </w:pPr>
+            <w:r>
+              <w:t xml:space="preserve">Section</w:t>
+            </w:r>
+          </w:p>
+        </w:tc>
+        <w:tc>
+          <w:tcPr>
+            <w:tcW w:w="7940" w:type="dxa"/>
+            <w:shd w:fill="0A0A0A"/>
+            <w:tcMar>
+              <w:top w:w="120" w:type="dxa"/>
+              <w:left w:w="150" w:type="dxa"/>
+              <w:bottom w:w="120" w:type="dxa"/>
+              <w:right w:w="150" w:type="dxa"/>
+            </w:tcMar>
+            <w:vAlign w:val="center"/>
+          </w:tcPr>
+          <w:p>
+            <w:pPr>
+              <w:pStyle w:val="TableHeader"/>
+            </w:pPr>
+            <w:r>
+              <w:t xml:space="preserve">What it covers</w:t>
+            </w:r>
+          </w:p>
+        </w:tc>
+      </w:tr>
+      <w:tr>
+        <w:tc>
+          <w:tcPr>
+            <w:tcW w:w="1180" w:type="dxa"/>
+            <w:shd w:fill="F5F3F1"/>
+            <w:tcMar>
+              <w:top w:w="120" w:type="dxa"/>
+              <w:left w:w="150" w:type="dxa"/>
+              <w:bottom w:w="120" w:type="dxa"/>
+              <w:right w:w="150" w:type="dxa"/>
+            </w:tcMar>
+            <w:vAlign w:val="center"/>
+          </w:tcPr>
+          <w:p>
+            <w:pPr>
+              <w:pStyle w:val="TableCell"/>
+            </w:pPr>
+            <w:r>
+              <w:t xml:space="preserve">01</w:t>
+            </w:r>
+          </w:p>
+        </w:tc>
+        <w:tc>
+          <w:tcPr>
+            <w:tcW w:w="7940" w:type="dxa"/>
+            <w:shd w:fill="F5F3F1"/>
+            <w:tcMar>
+              <w:top w:w="120" w:type="dxa"/>
+              <w:left w:w="150" w:type="dxa"/>
+              <w:bottom w:w="120" w:type="dxa"/>
+              <w:right w:w="150" w:type="dxa"/>
+            </w:tcMar>
+            <w:vAlign w:val="center"/>
+          </w:tcPr>
+          <w:p>
+            <w:pPr>
+              <w:pStyle w:val="TableCell"/>
+            </w:pPr>
+            <w:r>
+              <w:t xml:space="preserve">Prospect triggers — Profile has missing or stale hours, weak categories, poor photos, unanswered reviews, or no…</w:t>
+            </w:r>
+          </w:p>
+        </w:tc>
+      </w:tr>
+      <w:tr>
+        <w:tc>
+          <w:tcPr>
+            <w:tcW w:w="1180" w:type="dxa"/>
+            <w:tcMar>
+              <w:top w:w="120" w:type="dxa"/>
+              <w:left w:w="150" w:type="dxa"/>
+              <w:bottom w:w="120" w:type="dxa"/>
+              <w:right w:w="150" w:type="dxa"/>
+            </w:tcMar>
+            <w:vAlign w:val="center"/>
+          </w:tcPr>
+          <w:p>
+            <w:pPr>
+              <w:pStyle w:val="TableCell"/>
+            </w:pPr>
+            <w:r>
+              <w:t xml:space="preserve">02</w:t>
+            </w:r>
+          </w:p>
+        </w:tc>
+        <w:tc>
+          <w:tcPr>
+            <w:tcW w:w="7940" w:type="dxa"/>
+            <w:tcMar>
+              <w:top w:w="120" w:type="dxa"/>
+              <w:left w:w="150" w:type="dxa"/>
+              <w:bottom w:w="120" w:type="dxa"/>
+              <w:right w:w="150" w:type="dxa"/>
+            </w:tcMar>
+            <w:vAlign w:val="center"/>
+          </w:tcPr>
+          <w:p>
+            <w:pPr>
+              <w:pStyle w:val="TableCell"/>
+            </w:pPr>
+            <w:r>
+              <w:t xml:space="preserve">Email: profile hygiene opener — Subject: quick Google profile clean-up idea</w:t>
+            </w:r>
+          </w:p>
+        </w:tc>
+      </w:tr>
+      <w:tr>
+        <w:tc>
+          <w:tcPr>
+            <w:tcW w:w="1180" w:type="dxa"/>
+            <w:shd w:fill="F5F3F1"/>
+            <w:tcMar>
+              <w:top w:w="120" w:type="dxa"/>
+              <w:left w:w="150" w:type="dxa"/>
+              <w:bottom w:w="120" w:type="dxa"/>
+              <w:right w:w="150" w:type="dxa"/>
+            </w:tcMar>
+            <w:vAlign w:val="center"/>
+          </w:tcPr>
+          <w:p>
+            <w:pPr>
+              <w:pStyle w:val="TableCell"/>
+            </w:pPr>
+            <w:r>
+              <w:t xml:space="preserve">03</w:t>
+            </w:r>
+          </w:p>
+        </w:tc>
+        <w:tc>
+          <w:tcPr>
+            <w:tcW w:w="7940" w:type="dxa"/>
+            <w:shd w:fill="F5F3F1"/>
+            <w:tcMar>
+              <w:top w:w="120" w:type="dxa"/>
+              <w:left w:w="150" w:type="dxa"/>
+              <w:bottom w:w="120" w:type="dxa"/>
+              <w:right w:w="150" w:type="dxa"/>
+            </w:tcMar>
+            <w:vAlign w:val="center"/>
+          </w:tcPr>
+          <w:p>
+            <w:pPr>
+              <w:pStyle w:val="TableCell"/>
+            </w:pPr>
+            <w:r>
+              <w:t xml:space="preserve">Loom script — Show the profile as a customer would see it.</w:t>
+            </w:r>
+          </w:p>
+        </w:tc>
+      </w:tr>
+      <w:tr>
+        <w:tc>
+          <w:tcPr>
+            <w:tcW w:w="1180" w:type="dxa"/>
+            <w:tcMar>
+              <w:top w:w="120" w:type="dxa"/>
+              <w:left w:w="150" w:type="dxa"/>
+              <w:bottom w:w="120" w:type="dxa"/>
+              <w:right w:w="150" w:type="dxa"/>
+            </w:tcMar>
+            <w:vAlign w:val="center"/>
+          </w:tcPr>
+          <w:p>
+            <w:pPr>
+              <w:pStyle w:val="TableCell"/>
+            </w:pPr>
+            <w:r>
+              <w:t xml:space="preserve">04</w:t>
+            </w:r>
+          </w:p>
+        </w:tc>
+        <w:tc>
+          <w:tcPr>
+            <w:tcW w:w="7940" w:type="dxa"/>
+            <w:tcMar>
+              <w:top w:w="120" w:type="dxa"/>
+              <w:left w:w="150" w:type="dxa"/>
+              <w:bottom w:w="120" w:type="dxa"/>
+              <w:right w:w="150" w:type="dxa"/>
+            </w:tcMar>
+            <w:vAlign w:val="center"/>
+          </w:tcPr>
+          <w:p>
+            <w:pPr>
+              <w:pStyle w:val="TableCell"/>
+            </w:pPr>
+            <w:r>
+              <w:t xml:space="preserve">Proposal bullets — Audit current profile fields and visible trust gaps.</w:t>
+            </w:r>
+          </w:p>
+        </w:tc>
+      </w:tr>
+      <w:tr>
+        <w:tc>
+          <w:tcPr>
+            <w:tcW w:w="1180" w:type="dxa"/>
+            <w:shd w:fill="F5F3F1"/>
+            <w:tcMar>
+              <w:top w:w="120" w:type="dxa"/>
+              <w:left w:w="150" w:type="dxa"/>
+              <w:bottom w:w="120" w:type="dxa"/>
+              <w:right w:w="150" w:type="dxa"/>
+            </w:tcMar>
+            <w:vAlign w:val="center"/>
+          </w:tcPr>
+          <w:p>
+            <w:pPr>
+              <w:pStyle w:val="TableCell"/>
+            </w:pPr>
+            <w:r>
+              <w:t xml:space="preserve">05</w:t>
+            </w:r>
+          </w:p>
+        </w:tc>
+        <w:tc>
+          <w:tcPr>
+            <w:tcW w:w="7940" w:type="dxa"/>
+            <w:shd w:fill="F5F3F1"/>
+            <w:tcMar>
+              <w:top w:w="120" w:type="dxa"/>
+              <w:left w:w="150" w:type="dxa"/>
+              <w:bottom w:w="120" w:type="dxa"/>
+              <w:right w:w="150" w:type="dxa"/>
+            </w:tcMar>
+            <w:vAlign w:val="center"/>
+          </w:tcPr>
+          <w:p>
+            <w:pPr>
+              <w:pStyle w:val="TableCell"/>
+            </w:pPr>
+            <w:r>
+              <w:t xml:space="preserve">Compliance language — Do not claim guaranteed rankings, map-pack placement, review volume, or revenue.</w:t>
+            </w:r>
+          </w:p>
+        </w:tc>
+      </w:tr>
+      <w:tr>
+        <w:tc>
+          <w:tcPr>
+            <w:tcW w:w="1180" w:type="dxa"/>
+            <w:tcMar>
+              <w:top w:w="120" w:type="dxa"/>
+              <w:left w:w="150" w:type="dxa"/>
+              <w:bottom w:w="120" w:type="dxa"/>
+              <w:right w:w="150" w:type="dxa"/>
+            </w:tcMar>
+            <w:vAlign w:val="center"/>
+          </w:tcPr>
+          <w:p>
+            <w:pPr>
+              <w:pStyle w:val="TableCell"/>
+            </w:pPr>
+            <w:r>
+              <w:t xml:space="preserve">06</w:t>
+            </w:r>
+          </w:p>
+        </w:tc>
+        <w:tc>
+          <w:tcPr>
+            <w:tcW w:w="7940" w:type="dxa"/>
+            <w:tcMar>
+              <w:top w:w="120" w:type="dxa"/>
+              <w:left w:w="150" w:type="dxa"/>
+              <w:bottom w:w="120" w:type="dxa"/>
+              <w:right w:w="150" w:type="dxa"/>
+            </w:tcMar>
+            <w:vAlign w:val="center"/>
+          </w:tcPr>
+          <w:p>
+            <w:pPr>
+              <w:pStyle w:val="TableCell"/>
+            </w:pPr>
+            <w:r>
+              <w:t xml:space="preserve">Risk-safe offer framing — Say: profile clarity, trust signals, current information, and easier customer decisions.</w:t>
+            </w:r>
+          </w:p>
+        </w:tc>
+      </w:tr>
+      <w:tr>
+        <w:tc>
+          <w:tcPr>
+            <w:tcW w:w="1180" w:type="dxa"/>
+            <w:shd w:fill="F5F3F1"/>
+            <w:tcMar>
+              <w:top w:w="120" w:type="dxa"/>
+              <w:left w:w="150" w:type="dxa"/>
+              <w:bottom w:w="120" w:type="dxa"/>
+              <w:right w:w="150" w:type="dxa"/>
+            </w:tcMar>
+            <w:vAlign w:val="center"/>
+          </w:tcPr>
+          <w:p>
+            <w:pPr>
+              <w:pStyle w:val="TableCell"/>
+            </w:pPr>
+            <w:r>
+              <w:t xml:space="preserve">07</w:t>
+            </w:r>
+          </w:p>
+        </w:tc>
+        <w:tc>
+          <w:tcPr>
+            <w:tcW w:w="7940" w:type="dxa"/>
+            <w:shd w:fill="F5F3F1"/>
+            <w:tcMar>
+              <w:top w:w="120" w:type="dxa"/>
+              <w:left w:w="150" w:type="dxa"/>
+              <w:bottom w:w="120" w:type="dxa"/>
+              <w:right w:w="150" w:type="dxa"/>
+            </w:tcMar>
+            <w:vAlign w:val="center"/>
+          </w:tcPr>
+          <w:p>
+            <w:pPr>
+              <w:pStyle w:val="TableCell"/>
+            </w:pPr>
+            <w:r>
+              <w:t xml:space="preserve">Delivery standards (shared) — This asset is for local service businesses; replace bracketed fields with their specifics…</w:t>
+            </w:r>
+          </w:p>
+        </w:tc>
+      </w:tr>
+    </w:tbl>
     <w:p>
       <w:pPr>
         <w:pStyle w:val="Heading3"/>
@@ -130,7 +1036,7 @@
         <w:pStyle w:val="Checklist"/>
       </w:pPr>
       <w:r>
-        <w:t xml:space="preserve">☐  Replace bracketed fields.</w:t>
+        <w:t xml:space="preserve">[ ]  Replace bracketed fields.</w:t>
       </w:r>
     </w:p>
     <w:p>
@@ -138,7 +1044,7 @@
         <w:pStyle w:val="Checklist"/>
       </w:pPr>
       <w:r>
-        <w:t xml:space="preserve">☐  Verify facts and claims.</w:t>
+        <w:t xml:space="preserve">[ ]  Verify facts and claims.</w:t>
       </w:r>
     </w:p>
     <w:p>
@@ -146,12 +1052,7 @@
         <w:pStyle w:val="Checklist"/>
       </w:pPr>
       <w:r>
-        <w:t xml:space="preserve">☐  Send for approval before publishing.</w:t>
-      </w:r>
-    </w:p>
-    <w:p>
-      <w:r>
-        <w:br w:type="page"/>
+        <w:t xml:space="preserve">[ ]  Send for approval before publishing.</w:t>
       </w:r>
     </w:p>
     <w:p>
@@ -208,6 +1109,86 @@
     </w:p>
     <w:p>
       <w:pPr>
+        <w:pStyle w:val="EmailSubject"/>
+      </w:pPr>
+      <w:r>
+        <w:t xml:space="preserve">Subject: quick Google profile clean-up idea</w:t>
+      </w:r>
+    </w:p>
+    <w:p>
+      <w:pPr>
+        <w:pStyle w:val="ExampleBlock"/>
+      </w:pPr>
+      <w:r>
+        <w:t xml:space="preserve">Hi [Name], I noticed your Google Business Profile has [specific issue]. That can create trust friction when people are comparing local options.</w:t>
+      </w:r>
+    </w:p>
+    <w:p>
+      <w:pPr>
+        <w:pStyle w:val="ExampleBlock"/>
+      </w:pPr>
+      <w:r>
+        <w:t xml:space="preserve">I do a fixed-scope profile rescue: categories, services, hours, photos, FAQs, and review-request prompts. I do not promise rankings; the goal is profile clarity and trust.</w:t>
+      </w:r>
+    </w:p>
+    <w:p>
+      <w:pPr>
+        <w:pStyle w:val="ExampleBlock"/>
+      </w:pPr>
+      <w:r>
+        <w:t xml:space="preserve">Would you like me to send a 3-point profile audit?</w:t>
+      </w:r>
+    </w:p>
+    <w:p>
+      <w:pPr>
+        <w:pStyle w:val="Heading1"/>
+      </w:pPr>
+      <w:r>
+        <w:t xml:space="preserve">03 / Loom script</w:t>
+      </w:r>
+    </w:p>
+    <w:p>
+      <w:pPr>
+        <w:pStyle w:val="ExampleBlock"/>
+      </w:pPr>
+      <w:r>
+        <w:t xml:space="preserve">Show the profile as a customer would see it.</w:t>
+      </w:r>
+    </w:p>
+    <w:p>
+      <w:pPr>
+        <w:pStyle w:val="ExampleBlock"/>
+      </w:pPr>
+      <w:r>
+        <w:t xml:space="preserve">Point out the specific trust gap: stale photo, unclear service, missing hours, weak FAQ, or unanswered review.</w:t>
+      </w:r>
+    </w:p>
+    <w:p>
+      <w:pPr>
+        <w:pStyle w:val="ExampleBlock"/>
+      </w:pPr>
+      <w:r>
+        <w:t xml:space="preserve">Explain the rescue sprint and explicitly state no ranking guarantee.</w:t>
+      </w:r>
+    </w:p>
+    <w:p>
+      <w:pPr>
+        <w:pStyle w:val="ExampleBlock"/>
+      </w:pPr>
+      <w:r>
+        <w:t xml:space="preserve">Close with a simple audit offer: one page, visible fixes, fixed fee.</w:t>
+      </w:r>
+    </w:p>
+    <w:p>
+      <w:pPr>
+        <w:pStyle w:val="Heading1"/>
+      </w:pPr>
+      <w:r>
+        <w:t xml:space="preserve">04 / Proposal bullets</w:t>
+      </w:r>
+    </w:p>
+    <w:p>
+      <w:pPr>
         <w:pStyle w:val="ListParagraph"/>
         <w:numPr>
           <w:ilvl w:val="0"/>
@@ -215,7 +1196,7 @@
         </w:numPr>
       </w:pPr>
       <w:r>
-        <w:t xml:space="preserve">Subject: quick Google profile clean-up idea</w:t>
+        <w:t xml:space="preserve">Audit current profile fields and visible trust gaps.</w:t>
       </w:r>
     </w:p>
     <w:p>
@@ -227,7 +1208,7 @@
         </w:numPr>
       </w:pPr>
       <w:r>
-        <w:t xml:space="preserve">Hi [Name], I noticed your Google Business Profile has [specific issue]. That can create trust friction when people are comparing local options.</w:t>
+        <w:t xml:space="preserve">Recommend primary and secondary category clean-up.</w:t>
       </w:r>
     </w:p>
     <w:p>
@@ -239,7 +1220,7 @@
         </w:numPr>
       </w:pPr>
       <w:r>
-        <w:t xml:space="preserve">I do a fixed-scope profile rescue: categories, services, hours, photos, FAQs, and review-request prompts. I do not promise rankings; the goal is profile clarity and trust.</w:t>
+        <w:t xml:space="preserve">Draft service descriptions in customer language.</w:t>
       </w:r>
     </w:p>
     <w:p>
@@ -251,15 +1232,7 @@
         </w:numPr>
       </w:pPr>
       <w:r>
-        <w:t xml:space="preserve">Would you like me to send a 3-point profile audit?</w:t>
-      </w:r>
-    </w:p>
-    <w:p>
-      <w:pPr>
-        <w:pStyle w:val="Heading1"/>
-      </w:pPr>
-      <w:r>
-        <w:t xml:space="preserve">03 / Loom script</w:t>
+        <w:t xml:space="preserve">Prepare FAQ prompts, review request prompt, and photo checklist.</w:t>
       </w:r>
     </w:p>
     <w:p>
@@ -271,7 +1244,15 @@
         </w:numPr>
       </w:pPr>
       <w:r>
-        <w:t xml:space="preserve">Show the profile as a customer would see it.</w:t>
+        <w:t xml:space="preserve">Deliver an owner approval list before changes are made.</w:t>
+      </w:r>
+    </w:p>
+    <w:p>
+      <w:pPr>
+        <w:pStyle w:val="Heading1"/>
+      </w:pPr>
+      <w:r>
+        <w:t xml:space="preserve">05 / Compliance language</w:t>
       </w:r>
     </w:p>
     <w:p>
@@ -283,7 +1264,7 @@
         </w:numPr>
       </w:pPr>
       <w:r>
-        <w:t xml:space="preserve">Point out the specific trust gap: stale photo, unclear service, missing hours, weak FAQ, or unanswered review.</w:t>
+        <w:t xml:space="preserve">Do not claim guaranteed rankings, map-pack placement, review volume, or revenue.</w:t>
       </w:r>
     </w:p>
     <w:p>
@@ -295,7 +1276,7 @@
         </w:numPr>
       </w:pPr>
       <w:r>
-        <w:t xml:space="preserve">Explain the rescue sprint and explicitly state no ranking guarantee.</w:t>
+        <w:t xml:space="preserve">Use ethical review prompts only; never ask for fake, gated, or incentivized reviews.</w:t>
       </w:r>
     </w:p>
     <w:p>
@@ -307,7 +1288,7 @@
         </w:numPr>
       </w:pPr>
       <w:r>
-        <w:t xml:space="preserve">Close with a simple audit offer: one page, visible fixes, fixed fee.</w:t>
+        <w:t xml:space="preserve">Keep business owner approval for categories, claims, services, and hours.</w:t>
       </w:r>
     </w:p>
     <w:p>
@@ -315,7 +1296,7 @@
         <w:pStyle w:val="Heading1"/>
       </w:pPr>
       <w:r>
-        <w:t xml:space="preserve">04 / Proposal bullets</w:t>
+        <w:t xml:space="preserve">06 / Risk-safe offer framing</w:t>
       </w:r>
     </w:p>
     <w:p>
@@ -327,7 +1308,7 @@
         </w:numPr>
       </w:pPr>
       <w:r>
-        <w:t xml:space="preserve">Audit current profile fields and visible trust gaps.</w:t>
+        <w:t xml:space="preserve">Say: profile clarity, trust signals, current information, and easier customer decisions.</w:t>
       </w:r>
     </w:p>
     <w:p>
@@ -339,7 +1320,7 @@
         </w:numPr>
       </w:pPr>
       <w:r>
-        <w:t xml:space="preserve">Recommend primary and secondary category clean-up.</w:t>
+        <w:t xml:space="preserve">Do not say: guaranteed ranking lift, more calls, map pack placement, or review growth.</w:t>
       </w:r>
     </w:p>
     <w:p>
@@ -351,7 +1332,15 @@
         </w:numPr>
       </w:pPr>
       <w:r>
-        <w:t xml:space="preserve">Draft service descriptions in customer language.</w:t>
+        <w:t xml:space="preserve">Sell the sprint as a visible hygiene cleanup with an approval checklist, not SEO magic.</w:t>
+      </w:r>
+    </w:p>
+    <w:p>
+      <w:pPr>
+        <w:pStyle w:val="Heading1"/>
+      </w:pPr>
+      <w:r>
+        <w:t xml:space="preserve">07 / Delivery standards (shared)</w:t>
       </w:r>
     </w:p>
     <w:p>
@@ -363,7 +1352,7 @@
         </w:numPr>
       </w:pPr>
       <w:r>
-        <w:t xml:space="preserve">Prepare FAQ prompts, review request prompt, and photo checklist.</w:t>
+        <w:t xml:space="preserve">This asset is for local service businesses; replace bracketed fields with their specifics before sending.</w:t>
       </w:r>
     </w:p>
     <w:p>
@@ -375,15 +1364,7 @@
         </w:numPr>
       </w:pPr>
       <w:r>
-        <w:t xml:space="preserve">Deliver an owner approval list before changes are made.</w:t>
-      </w:r>
-    </w:p>
-    <w:p>
-      <w:pPr>
-        <w:pStyle w:val="Heading1"/>
-      </w:pPr>
-      <w:r>
-        <w:t xml:space="preserve">05 / Compliance language</w:t>
+        <w:t xml:space="preserve">Full delivery standards - inputs to collect, evidence capture, pricing and scope guardrails, and the pre-send QA list - live once in this pack's AI Prompt Pack.</w:t>
       </w:r>
     </w:p>
     <w:p>
@@ -395,7 +1376,7 @@
         </w:numPr>
       </w:pPr>
       <w:r>
-        <w:t xml:space="preserve">Do not claim guaranteed rankings, map-pack placement, review volume, or revenue.</w:t>
+        <w:t xml:space="preserve">Verify every fact, price, date, hour, link, and claim against a source, and keep approvals in writing.</w:t>
       </w:r>
     </w:p>
     <w:p>
@@ -407,118 +1388,6 @@
         </w:numPr>
       </w:pPr>
       <w:r>
-        <w:t xml:space="preserve">Use ethical review prompts only; never ask for fake, gated, or incentivized reviews.</w:t>
-      </w:r>
-    </w:p>
-    <w:p>
-      <w:pPr>
-        <w:pStyle w:val="ListParagraph"/>
-        <w:numPr>
-          <w:ilvl w:val="0"/>
-          <w:numId w:val="1"/>
-        </w:numPr>
-      </w:pPr>
-      <w:r>
-        <w:t xml:space="preserve">Keep business owner approval for categories, claims, services, and hours.</w:t>
-      </w:r>
-    </w:p>
-    <w:p>
-      <w:pPr>
-        <w:pStyle w:val="Heading1"/>
-      </w:pPr>
-      <w:r>
-        <w:t xml:space="preserve">06 / Risk-safe offer framing</w:t>
-      </w:r>
-    </w:p>
-    <w:p>
-      <w:pPr>
-        <w:pStyle w:val="ListParagraph"/>
-        <w:numPr>
-          <w:ilvl w:val="0"/>
-          <w:numId w:val="1"/>
-        </w:numPr>
-      </w:pPr>
-      <w:r>
-        <w:t xml:space="preserve">Say: profile clarity, trust signals, current information, and easier customer decisions.</w:t>
-      </w:r>
-    </w:p>
-    <w:p>
-      <w:pPr>
-        <w:pStyle w:val="ListParagraph"/>
-        <w:numPr>
-          <w:ilvl w:val="0"/>
-          <w:numId w:val="1"/>
-        </w:numPr>
-      </w:pPr>
-      <w:r>
-        <w:t xml:space="preserve">Do not say: guaranteed ranking lift, more calls, map pack placement, or review growth.</w:t>
-      </w:r>
-    </w:p>
-    <w:p>
-      <w:pPr>
-        <w:pStyle w:val="ListParagraph"/>
-        <w:numPr>
-          <w:ilvl w:val="0"/>
-          <w:numId w:val="1"/>
-        </w:numPr>
-      </w:pPr>
-      <w:r>
-        <w:t xml:space="preserve">Sell the sprint as a visible hygiene cleanup with an approval checklist, not SEO magic.</w:t>
-      </w:r>
-    </w:p>
-    <w:p>
-      <w:pPr>
-        <w:pStyle w:val="Heading1"/>
-      </w:pPr>
-      <w:r>
-        <w:t xml:space="preserve">07 / Delivery standards (shared)</w:t>
-      </w:r>
-    </w:p>
-    <w:p>
-      <w:pPr>
-        <w:pStyle w:val="ListParagraph"/>
-        <w:numPr>
-          <w:ilvl w:val="0"/>
-          <w:numId w:val="1"/>
-        </w:numPr>
-      </w:pPr>
-      <w:r>
-        <w:t xml:space="preserve">This asset is for local service businesses; replace bracketed fields with their specifics before sending.</w:t>
-      </w:r>
-    </w:p>
-    <w:p>
-      <w:pPr>
-        <w:pStyle w:val="ListParagraph"/>
-        <w:numPr>
-          <w:ilvl w:val="0"/>
-          <w:numId w:val="1"/>
-        </w:numPr>
-      </w:pPr>
-      <w:r>
-        <w:t xml:space="preserve">Full delivery standards - inputs to collect, evidence capture, pricing and scope guardrails, and the pre-send QA list - live once in this pack's AI Prompt Pack.</w:t>
-      </w:r>
-    </w:p>
-    <w:p>
-      <w:pPr>
-        <w:pStyle w:val="ListParagraph"/>
-        <w:numPr>
-          <w:ilvl w:val="0"/>
-          <w:numId w:val="1"/>
-        </w:numPr>
-      </w:pPr>
-      <w:r>
-        <w:t xml:space="preserve">Verify every fact, price, date, hour, link, and claim against a source, and keep approvals in writing.</w:t>
-      </w:r>
-    </w:p>
-    <w:p>
-      <w:pPr>
-        <w:pStyle w:val="ListParagraph"/>
-        <w:numPr>
-          <w:ilvl w:val="0"/>
-          <w:numId w:val="1"/>
-        </w:numPr>
-      </w:pPr>
-      <w:r>
         <w:t xml:space="preserve">Never imply guaranteed revenue, rankings, bookings, retention, or ad performance.</w:t>
       </w:r>
     </w:p>
@@ -538,7 +1407,7 @@
     <w:sectPr>
       <w:footerReference w:type="default" r:id="rId3"/>
       <w:pgSz w:w="12240" w:h="15840"/>
-      <w:pgMar w:top="1008" w:right="936" w:bottom="864" w:left="936" w:footer="432"/>
+      <w:pgMar w:top="1180" w:right="1440" w:bottom="1000" w:left="1440" w:footer="432"/>
       <w:cols w:space="720"/>
     </w:sectPr>
   </w:body>
@@ -560,7 +1429,21 @@
         <w:sz w:val="16"/>
         <w:color w:val="57534E"/>
       </w:rPr>
-      <w:t xml:space="preserve">Side Hustle Stephen - The Launchpad  /  Google Business Profile Rescue  /  Verify facts before client use</w:t>
+      <w:t xml:space="preserve">Side Hustle Stephen / Google Business Profile Rescue / Page </w:t>
+    </w:r>
+    <w:r>
+      <w:rPr>
+        <w:rFonts w:ascii="Arial" w:hAnsi="Arial"/>
+        <w:sz w:val="16"/>
+        <w:color w:val="57534E"/>
+      </w:rPr>
+      <w:fldChar w:fldCharType="begin"/>
+    </w:r>
+    <w:r>
+      <w:instrText xml:space="preserve"> PAGE </w:instrText>
+    </w:r>
+    <w:r>
+      <w:fldChar w:fldCharType="end"/>
     </w:r>
   </w:p>
 </w:ftr>
@@ -684,15 +1567,15 @@
     <w:rPr>
       <w:rFonts w:ascii="Arial" w:hAnsi="Arial"/>
       <w:b/>
-      <w:sz w:val="26"/>
+      <w:sz w:val="30"/>
       <w:color w:val="0A0A0A"/>
-      <w:spacing w:val="-4"/>
+      <w:spacing w:val="-6"/>
     </w:rPr>
     <w:pPr>
       <w:keepNext/>
-      <w:spacing w:before="340" w:after="130"/>
+      <w:spacing w:before="360" w:after="140"/>
       <w:pBdr>
-        <w:bottom w:val="single" w:sz="6" w:space="6" w:color="E0DFDD"/>
+        <w:bottom w:val="single" w:sz="12" w:space="7" w:color="0A0A0A"/>
       </w:pBdr>
     </w:pPr>
   </w:style>
@@ -701,15 +1584,53 @@
     <w:rPr>
       <w:rFonts w:ascii="Arial" w:hAnsi="Arial"/>
       <w:b/>
-      <w:sz w:val="23"/>
-      <w:color w:val="57534E"/>
-    </w:rPr>
-    <w:pPr>
-      <w:spacing w:after="60"/>
+      <w:sz w:val="24"/>
+      <w:color w:val="0A0A0A"/>
+    </w:rPr>
+    <w:pPr>
+      <w:spacing w:after="70"/>
     </w:pPr>
   </w:style>
   <w:style w:type="paragraph" w:styleId="Heading3">
     <w:name w:val="heading 3"/>
+    <w:rPr>
+      <w:rFonts w:ascii="Arial" w:hAnsi="Arial"/>
+      <w:b/>
+      <w:sz w:val="22"/>
+      <w:color w:val="0A59D2"/>
+    </w:rPr>
+    <w:pPr>
+      <w:keepNext/>
+      <w:spacing w:before="190" w:after="70"/>
+    </w:pPr>
+  </w:style>
+  <w:style w:type="paragraph" w:styleId="Meta">
+    <w:name w:val="Meta"/>
+    <w:rPr>
+      <w:rFonts w:ascii="Arial" w:hAnsi="Arial"/>
+      <w:b/>
+      <w:sz w:val="18"/>
+      <w:color w:val="57534E"/>
+    </w:rPr>
+    <w:pPr>
+      <w:spacing w:after="95"/>
+    </w:pPr>
+  </w:style>
+  <w:style w:type="paragraph" w:styleId="ListParagraph">
+    <w:name w:val="List Paragraph"/>
+    <w:rPr>
+      <w:rFonts w:ascii="Arial" w:hAnsi="Arial"/>
+      <w:sz w:val="20"/>
+      <w:color w:val="0A0A0A"/>
+    </w:rPr>
+    <w:pPr>
+      <w:spacing w:after="110" w:line="292" w:lineRule="auto"/>
+      <w:ind w:left="540" w:hanging="220"/>
+      <w:widowControl/>
+    </w:pPr>
+  </w:style>
+  <w:style w:type="paragraph" w:styleId="Checklist">
+    <w:name w:val="Checklist"/>
     <w:rPr>
       <w:rFonts w:ascii="Arial" w:hAnsi="Arial"/>
       <w:b/>
@@ -717,36 +1638,89 @@
       <w:color w:val="0A0A0A"/>
     </w:rPr>
     <w:pPr>
-      <w:spacing w:before="150" w:after="80"/>
-    </w:pPr>
-  </w:style>
-  <w:style w:type="paragraph" w:styleId="Meta">
-    <w:name w:val="Meta"/>
+      <w:spacing w:after="92" w:line="280" w:lineRule="auto"/>
+      <w:shd w:fill="EEF4FF"/>
+      <w:pBdr>
+        <w:left w:val="single" w:sz="18" w:space="8" w:color="0A59D2"/>
+      </w:pBdr>
+    </w:pPr>
+  </w:style>
+  <w:style w:type="paragraph" w:styleId="IntenseQuote">
+    <w:name w:val="Intense Quote"/>
     <w:rPr>
       <w:rFonts w:ascii="Arial" w:hAnsi="Arial"/>
       <w:b/>
+      <w:color w:val="0A0A0A"/>
+      <w:sz w:val="21"/>
+    </w:rPr>
+    <w:pPr>
+      <w:spacing w:before="90" w:after="170" w:line="292" w:lineRule="auto"/>
+      <w:shd w:fill="F5F3F1"/>
+      <w:pBdr>
+        <w:left w:val="single" w:sz="24" w:space="10" w:color="0A0A0A"/>
+      </w:pBdr>
+    </w:pPr>
+  </w:style>
+  <w:style w:type="paragraph" w:styleId="ExampleBlock">
+    <w:name w:val="Example Block"/>
+    <w:rPr>
+      <w:rFonts w:ascii="Arial" w:hAnsi="Arial"/>
+      <w:sz w:val="21"/>
+      <w:color w:val="0A0A0A"/>
+    </w:rPr>
+    <w:pPr>
+      <w:spacing w:before="60" w:after="120" w:line="288" w:lineRule="auto"/>
+      <w:shd w:fill="EEF4FF"/>
+      <w:pBdr>
+        <w:left w:val="single" w:sz="14" w:space="8" w:color="0A59D2"/>
+      </w:pBdr>
+    </w:pPr>
+  </w:style>
+  <w:style w:type="paragraph" w:styleId="EmailSubject">
+    <w:name w:val="Email Subject"/>
+    <w:rPr>
+      <w:rFonts w:ascii="Arial" w:hAnsi="Arial"/>
+      <w:b/>
+      <w:sz w:val="21"/>
+      <w:color w:val="0A0A0A"/>
+    </w:rPr>
+    <w:pPr>
+      <w:keepNext/>
+      <w:spacing w:before="150" w:after="0" w:line="284" w:lineRule="auto"/>
+      <w:shd w:fill="EEF4FF"/>
+      <w:pBdr>
+        <w:top w:val="single" w:sz="14" w:space="6" w:color="0A59D2"/>
+        <w:left w:val="single" w:sz="14" w:space="8" w:color="0A59D2"/>
+      </w:pBdr>
+    </w:pPr>
+  </w:style>
+  <w:style w:type="paragraph" w:styleId="TableHeader">
+    <w:name w:val="Table Header"/>
+    <w:rPr>
+      <w:rFonts w:ascii="Arial" w:hAnsi="Arial"/>
+      <w:b/>
+      <w:caps/>
       <w:sz w:val="18"/>
-      <w:color w:val="57534E"/>
-    </w:rPr>
-    <w:pPr>
-      <w:spacing w:after="95"/>
-    </w:pPr>
-  </w:style>
-  <w:style w:type="paragraph" w:styleId="ListParagraph">
-    <w:name w:val="List Paragraph"/>
+      <w:color w:val="FFFFFF"/>
+      <w:spacing w:val="14"/>
+    </w:rPr>
+    <w:pPr>
+      <w:spacing w:before="0" w:after="0" w:line="250" w:lineRule="auto"/>
+    </w:pPr>
+  </w:style>
+  <w:style w:type="paragraph" w:styleId="TableCell">
+    <w:name w:val="Table Cell"/>
     <w:rPr>
       <w:rFonts w:ascii="Arial" w:hAnsi="Arial"/>
       <w:sz w:val="20"/>
       <w:color w:val="0A0A0A"/>
     </w:rPr>
     <w:pPr>
-      <w:spacing w:after="110" w:line="292" w:lineRule="auto"/>
-      <w:ind w:left="540" w:hanging="220"/>
-      <w:widowControl/>
-    </w:pPr>
-  </w:style>
-  <w:style w:type="paragraph" w:styleId="Checklist">
-    <w:name w:val="Checklist"/>
+      <w:spacing w:before="0" w:after="0" w:line="262" w:lineRule="auto"/>
+    </w:pPr>
+  </w:style>
+  <w:style w:type="paragraph" w:styleId="TableLabel">
+    <w:name w:val="Table Label"/>
     <w:rPr>
       <w:rFonts w:ascii="Arial" w:hAnsi="Arial"/>
       <w:b/>
@@ -754,26 +1728,7 @@
       <w:color w:val="0A0A0A"/>
     </w:rPr>
     <w:pPr>
-      <w:spacing w:after="92" w:line="280" w:lineRule="auto"/>
-      <w:shd w:fill="F5F3F1"/>
-      <w:pBdr>
-        <w:left w:val="single" w:sz="14" w:space="8" w:color="0A0A0A"/>
-      </w:pBdr>
-    </w:pPr>
-  </w:style>
-  <w:style w:type="paragraph" w:styleId="IntenseQuote">
-    <w:name w:val="Intense Quote"/>
-    <w:rPr>
-      <w:rFonts w:ascii="Arial" w:hAnsi="Arial"/>
-      <w:color w:val="0A0A0A"/>
-      <w:sz w:val="20"/>
-    </w:rPr>
-    <w:pPr>
-      <w:spacing w:before="90" w:after="170" w:line="292" w:lineRule="auto"/>
-      <w:shd w:fill="F5F3F1"/>
-      <w:pBdr>
-        <w:left w:val="single" w:sz="18" w:space="10" w:color="0A0A0A"/>
-      </w:pBdr>
+      <w:spacing w:before="0" w:after="0" w:line="262" w:lineRule="auto"/>
     </w:pPr>
   </w:style>
 </w:styles>

--- a/content/member-assets/google-business-profile-rescue/rescue-sprint-pitch.docx
+++ b/content/member-assets/google-business-profile-rescue/rescue-sprint-pitch.docx
@@ -759,7 +759,7 @@
               <w:pStyle w:val="TableCell"/>
             </w:pPr>
             <w:r>
-              <w:t xml:space="preserve">Prospect triggers — Profile has missing or stale hours, weak categories, poor photos, unanswered reviews, or no…</w:t>
+              <w:t xml:space="preserve">Prospect triggers - Profile has missing or stale hours, weak categories, poor photos, unanswered reviews, or no…</w:t>
             </w:r>
           </w:p>
         </w:tc>
@@ -801,7 +801,7 @@
               <w:pStyle w:val="TableCell"/>
             </w:pPr>
             <w:r>
-              <w:t xml:space="preserve">Email: profile hygiene opener — Subject: quick Google profile clean-up idea</w:t>
+              <w:t xml:space="preserve">Email: profile hygiene opener - Subject: quick Google profile clean-up idea</w:t>
             </w:r>
           </w:p>
         </w:tc>
@@ -845,7 +845,7 @@
               <w:pStyle w:val="TableCell"/>
             </w:pPr>
             <w:r>
-              <w:t xml:space="preserve">Loom script — Show the profile as a customer would see it.</w:t>
+              <w:t xml:space="preserve">Loom script - Show the profile as a customer would see it.</w:t>
             </w:r>
           </w:p>
         </w:tc>
@@ -887,7 +887,7 @@
               <w:pStyle w:val="TableCell"/>
             </w:pPr>
             <w:r>
-              <w:t xml:space="preserve">Proposal bullets — Audit current profile fields and visible trust gaps.</w:t>
+              <w:t xml:space="preserve">Proposal bullets - Audit current profile fields and visible trust gaps.</w:t>
             </w:r>
           </w:p>
         </w:tc>
@@ -931,7 +931,7 @@
               <w:pStyle w:val="TableCell"/>
             </w:pPr>
             <w:r>
-              <w:t xml:space="preserve">Compliance language — Do not claim guaranteed rankings, map-pack placement, review volume, or revenue.</w:t>
+              <w:t xml:space="preserve">Compliance language - Do not claim guaranteed rankings, map-pack placement, review volume, or revenue.</w:t>
             </w:r>
           </w:p>
         </w:tc>
@@ -973,7 +973,7 @@
               <w:pStyle w:val="TableCell"/>
             </w:pPr>
             <w:r>
-              <w:t xml:space="preserve">Risk-safe offer framing — Say: profile clarity, trust signals, current information, and easier customer decisions.</w:t>
+              <w:t xml:space="preserve">Risk-safe offer framing - Say: profile clarity, trust signals, current information, and easier customer decisions.</w:t>
             </w:r>
           </w:p>
         </w:tc>
@@ -1017,7 +1017,7 @@
               <w:pStyle w:val="TableCell"/>
             </w:pPr>
             <w:r>
-              <w:t xml:space="preserve">Delivery standards (shared) — This asset is for local service businesses; replace bracketed fields with their specifics…</w:t>
+              <w:t xml:space="preserve">Delivery standards (shared) - This asset is for local service businesses; replace bracketed fields with their specifics…</w:t>
             </w:r>
           </w:p>
         </w:tc>
@@ -1455,7 +1455,7 @@
     <w:lvl w:ilvl="0">
       <w:start w:val="1"/>
       <w:numFmt w:val="bullet"/>
-      <w:lvlText w:val="–"/>
+      <w:lvlText w:val="-"/>
       <w:pPr>
         <w:ind w:left="540" w:hanging="220"/>
       </w:pPr>
